--- a/ndb-dea-drug-lag/output/tables_ja.docx
+++ b/ndb-dea-drug-lag/output/tables_ja.docx
@@ -663,16 +663,17 @@
         <w:tblLook w:firstColumn="1" w:firstRow="1" w:lastColumn="0" w:lastRow="0" w:noHBand="0" w:noVBand="1" w:val="04A0"/>
       </w:tblPr>
       <w:tblGrid>
-        <w:gridCol w:w="1728"/>
-        <w:gridCol w:w="1728"/>
-        <w:gridCol w:w="1728"/>
-        <w:gridCol w:w="1728"/>
-        <w:gridCol w:w="1728"/>
+        <w:gridCol w:w="1440"/>
+        <w:gridCol w:w="1440"/>
+        <w:gridCol w:w="1440"/>
+        <w:gridCol w:w="1440"/>
+        <w:gridCol w:w="1440"/>
+        <w:gridCol w:w="1440"/>
       </w:tblGrid>
       <w:tr>
         <w:tc>
           <w:tcPr>
-            <w:tcW w:type="dxa" w:w="1728"/>
+            <w:tcW w:type="dxa" w:w="1440"/>
           </w:tcPr>
           <w:p>
             <w:r>
@@ -685,7 +686,7 @@
         </w:tc>
         <w:tc>
           <w:tcPr>
-            <w:tcW w:type="dxa" w:w="1728"/>
+            <w:tcW w:type="dxa" w:w="1440"/>
           </w:tcPr>
           <w:p>
             <w:r>
@@ -698,7 +699,7 @@
         </w:tc>
         <w:tc>
           <w:tcPr>
-            <w:tcW w:type="dxa" w:w="1728"/>
+            <w:tcW w:type="dxa" w:w="1440"/>
           </w:tcPr>
           <w:p>
             <w:r>
@@ -711,7 +712,7 @@
         </w:tc>
         <w:tc>
           <w:tcPr>
-            <w:tcW w:type="dxa" w:w="1728"/>
+            <w:tcW w:type="dxa" w:w="1440"/>
           </w:tcPr>
           <w:p>
             <w:r>
@@ -724,14 +725,27 @@
         </w:tc>
         <w:tc>
           <w:tcPr>
-            <w:tcW w:type="dxa" w:w="1728"/>
+            <w:tcW w:type="dxa" w:w="1440"/>
           </w:tcPr>
           <w:p>
             <w:r>
               <w:rPr>
                 <w:b/>
               </w:rPr>
-              <w:t>DAA合計</w:t>
+              <w:t>第一世代PI(IFN併用)</w:t>
+            </w:r>
+          </w:p>
+        </w:tc>
+        <w:tc>
+          <w:tcPr>
+            <w:tcW w:type="dxa" w:w="1440"/>
+          </w:tcPr>
+          <w:p>
+            <w:r>
+              <w:rPr>
+                <w:b/>
+              </w:rPr>
+              <w:t>IFNフリーDAA合計</w:t>
             </w:r>
           </w:p>
         </w:tc>
@@ -739,7 +753,7 @@
       <w:tr>
         <w:tc>
           <w:tcPr>
-            <w:tcW w:type="dxa" w:w="1728"/>
+            <w:tcW w:type="dxa" w:w="1440"/>
           </w:tcPr>
           <w:p>
             <w:r>
@@ -749,7 +763,7 @@
         </w:tc>
         <w:tc>
           <w:tcPr>
-            <w:tcW w:type="dxa" w:w="1728"/>
+            <w:tcW w:type="dxa" w:w="1440"/>
           </w:tcPr>
           <w:p>
             <w:r>
@@ -759,7 +773,7 @@
         </w:tc>
         <w:tc>
           <w:tcPr>
-            <w:tcW w:type="dxa" w:w="1728"/>
+            <w:tcW w:type="dxa" w:w="1440"/>
           </w:tcPr>
           <w:p>
             <w:r>
@@ -769,7 +783,7 @@
         </w:tc>
         <w:tc>
           <w:tcPr>
-            <w:tcW w:type="dxa" w:w="1728"/>
+            <w:tcW w:type="dxa" w:w="1440"/>
           </w:tcPr>
           <w:p>
             <w:r>
@@ -779,11 +793,21 @@
         </w:tc>
         <w:tc>
           <w:tcPr>
-            <w:tcW w:type="dxa" w:w="1728"/>
+            <w:tcW w:type="dxa" w:w="1440"/>
           </w:tcPr>
           <w:p>
             <w:r>
-              <w:t>7,563,364</w:t>
+              <w:t>826,748</w:t>
+            </w:r>
+          </w:p>
+        </w:tc>
+        <w:tc>
+          <w:tcPr>
+            <w:tcW w:type="dxa" w:w="1440"/>
+          </w:tcPr>
+          <w:p>
+            <w:r>
+              <w:t>6,736,616</w:t>
             </w:r>
           </w:p>
         </w:tc>
@@ -791,7 +815,7 @@
       <w:tr>
         <w:tc>
           <w:tcPr>
-            <w:tcW w:type="dxa" w:w="1728"/>
+            <w:tcW w:type="dxa" w:w="1440"/>
           </w:tcPr>
           <w:p>
             <w:r>
@@ -801,7 +825,7 @@
         </w:tc>
         <w:tc>
           <w:tcPr>
-            <w:tcW w:type="dxa" w:w="1728"/>
+            <w:tcW w:type="dxa" w:w="1440"/>
           </w:tcPr>
           <w:p>
             <w:r>
@@ -811,7 +835,7 @@
         </w:tc>
         <w:tc>
           <w:tcPr>
-            <w:tcW w:type="dxa" w:w="1728"/>
+            <w:tcW w:type="dxa" w:w="1440"/>
           </w:tcPr>
           <w:p>
             <w:r>
@@ -821,7 +845,7 @@
         </w:tc>
         <w:tc>
           <w:tcPr>
-            <w:tcW w:type="dxa" w:w="1728"/>
+            <w:tcW w:type="dxa" w:w="1440"/>
           </w:tcPr>
           <w:p>
             <w:r>
@@ -831,11 +855,21 @@
         </w:tc>
         <w:tc>
           <w:tcPr>
-            <w:tcW w:type="dxa" w:w="1728"/>
+            <w:tcW w:type="dxa" w:w="1440"/>
           </w:tcPr>
           <w:p>
             <w:r>
-              <w:t>19,547,983</w:t>
+              <w:t>173,122</w:t>
+            </w:r>
+          </w:p>
+        </w:tc>
+        <w:tc>
+          <w:tcPr>
+            <w:tcW w:type="dxa" w:w="1440"/>
+          </w:tcPr>
+          <w:p>
+            <w:r>
+              <w:t>19,374,861</w:t>
             </w:r>
           </w:p>
         </w:tc>
@@ -843,7 +877,7 @@
       <w:tr>
         <w:tc>
           <w:tcPr>
-            <w:tcW w:type="dxa" w:w="1728"/>
+            <w:tcW w:type="dxa" w:w="1440"/>
           </w:tcPr>
           <w:p>
             <w:r>
@@ -853,7 +887,7 @@
         </w:tc>
         <w:tc>
           <w:tcPr>
-            <w:tcW w:type="dxa" w:w="1728"/>
+            <w:tcW w:type="dxa" w:w="1440"/>
           </w:tcPr>
           <w:p>
             <w:r>
@@ -863,7 +897,7 @@
         </w:tc>
         <w:tc>
           <w:tcPr>
-            <w:tcW w:type="dxa" w:w="1728"/>
+            <w:tcW w:type="dxa" w:w="1440"/>
           </w:tcPr>
           <w:p>
             <w:r>
@@ -873,7 +907,7 @@
         </w:tc>
         <w:tc>
           <w:tcPr>
-            <w:tcW w:type="dxa" w:w="1728"/>
+            <w:tcW w:type="dxa" w:w="1440"/>
           </w:tcPr>
           <w:p>
             <w:r>
@@ -883,7 +917,17 @@
         </w:tc>
         <w:tc>
           <w:tcPr>
-            <w:tcW w:type="dxa" w:w="1728"/>
+            <w:tcW w:type="dxa" w:w="1440"/>
+          </w:tcPr>
+          <w:p>
+            <w:r>
+              <w:t>0</w:t>
+            </w:r>
+          </w:p>
+        </w:tc>
+        <w:tc>
+          <w:tcPr>
+            <w:tcW w:type="dxa" w:w="1440"/>
           </w:tcPr>
           <w:p>
             <w:r>
@@ -895,7 +939,7 @@
       <w:tr>
         <w:tc>
           <w:tcPr>
-            <w:tcW w:type="dxa" w:w="1728"/>
+            <w:tcW w:type="dxa" w:w="1440"/>
           </w:tcPr>
           <w:p>
             <w:r>
@@ -905,7 +949,7 @@
         </w:tc>
         <w:tc>
           <w:tcPr>
-            <w:tcW w:type="dxa" w:w="1728"/>
+            <w:tcW w:type="dxa" w:w="1440"/>
           </w:tcPr>
           <w:p>
             <w:r>
@@ -915,7 +959,7 @@
         </w:tc>
         <w:tc>
           <w:tcPr>
-            <w:tcW w:type="dxa" w:w="1728"/>
+            <w:tcW w:type="dxa" w:w="1440"/>
           </w:tcPr>
           <w:p>
             <w:r>
@@ -925,7 +969,7 @@
         </w:tc>
         <w:tc>
           <w:tcPr>
-            <w:tcW w:type="dxa" w:w="1728"/>
+            <w:tcW w:type="dxa" w:w="1440"/>
           </w:tcPr>
           <w:p>
             <w:r>
@@ -935,7 +979,17 @@
         </w:tc>
         <w:tc>
           <w:tcPr>
-            <w:tcW w:type="dxa" w:w="1728"/>
+            <w:tcW w:type="dxa" w:w="1440"/>
+          </w:tcPr>
+          <w:p>
+            <w:r>
+              <w:t>0</w:t>
+            </w:r>
+          </w:p>
+        </w:tc>
+        <w:tc>
+          <w:tcPr>
+            <w:tcW w:type="dxa" w:w="1440"/>
           </w:tcPr>
           <w:p>
             <w:r>
@@ -947,7 +1001,7 @@
       <w:tr>
         <w:tc>
           <w:tcPr>
-            <w:tcW w:type="dxa" w:w="1728"/>
+            <w:tcW w:type="dxa" w:w="1440"/>
           </w:tcPr>
           <w:p>
             <w:r>
@@ -957,7 +1011,7 @@
         </w:tc>
         <w:tc>
           <w:tcPr>
-            <w:tcW w:type="dxa" w:w="1728"/>
+            <w:tcW w:type="dxa" w:w="1440"/>
           </w:tcPr>
           <w:p>
             <w:r>
@@ -967,7 +1021,7 @@
         </w:tc>
         <w:tc>
           <w:tcPr>
-            <w:tcW w:type="dxa" w:w="1728"/>
+            <w:tcW w:type="dxa" w:w="1440"/>
           </w:tcPr>
           <w:p>
             <w:r>
@@ -977,7 +1031,7 @@
         </w:tc>
         <w:tc>
           <w:tcPr>
-            <w:tcW w:type="dxa" w:w="1728"/>
+            <w:tcW w:type="dxa" w:w="1440"/>
           </w:tcPr>
           <w:p>
             <w:r>
@@ -987,7 +1041,17 @@
         </w:tc>
         <w:tc>
           <w:tcPr>
-            <w:tcW w:type="dxa" w:w="1728"/>
+            <w:tcW w:type="dxa" w:w="1440"/>
+          </w:tcPr>
+          <w:p>
+            <w:r>
+              <w:t>0</w:t>
+            </w:r>
+          </w:p>
+        </w:tc>
+        <w:tc>
+          <w:tcPr>
+            <w:tcW w:type="dxa" w:w="1440"/>
           </w:tcPr>
           <w:p>
             <w:r>
@@ -999,7 +1063,7 @@
       <w:tr>
         <w:tc>
           <w:tcPr>
-            <w:tcW w:type="dxa" w:w="1728"/>
+            <w:tcW w:type="dxa" w:w="1440"/>
           </w:tcPr>
           <w:p>
             <w:r>
@@ -1009,7 +1073,7 @@
         </w:tc>
         <w:tc>
           <w:tcPr>
-            <w:tcW w:type="dxa" w:w="1728"/>
+            <w:tcW w:type="dxa" w:w="1440"/>
           </w:tcPr>
           <w:p>
             <w:r>
@@ -1019,7 +1083,7 @@
         </w:tc>
         <w:tc>
           <w:tcPr>
-            <w:tcW w:type="dxa" w:w="1728"/>
+            <w:tcW w:type="dxa" w:w="1440"/>
           </w:tcPr>
           <w:p>
             <w:r>
@@ -1029,7 +1093,7 @@
         </w:tc>
         <w:tc>
           <w:tcPr>
-            <w:tcW w:type="dxa" w:w="1728"/>
+            <w:tcW w:type="dxa" w:w="1440"/>
           </w:tcPr>
           <w:p>
             <w:r>
@@ -1039,7 +1103,17 @@
         </w:tc>
         <w:tc>
           <w:tcPr>
-            <w:tcW w:type="dxa" w:w="1728"/>
+            <w:tcW w:type="dxa" w:w="1440"/>
+          </w:tcPr>
+          <w:p>
+            <w:r>
+              <w:t>0</w:t>
+            </w:r>
+          </w:p>
+        </w:tc>
+        <w:tc>
+          <w:tcPr>
+            <w:tcW w:type="dxa" w:w="1440"/>
           </w:tcPr>
           <w:p>
             <w:r>
@@ -1051,7 +1125,7 @@
       <w:tr>
         <w:tc>
           <w:tcPr>
-            <w:tcW w:type="dxa" w:w="1728"/>
+            <w:tcW w:type="dxa" w:w="1440"/>
           </w:tcPr>
           <w:p>
             <w:r>
@@ -1061,7 +1135,7 @@
         </w:tc>
         <w:tc>
           <w:tcPr>
-            <w:tcW w:type="dxa" w:w="1728"/>
+            <w:tcW w:type="dxa" w:w="1440"/>
           </w:tcPr>
           <w:p>
             <w:r>
@@ -1071,7 +1145,7 @@
         </w:tc>
         <w:tc>
           <w:tcPr>
-            <w:tcW w:type="dxa" w:w="1728"/>
+            <w:tcW w:type="dxa" w:w="1440"/>
           </w:tcPr>
           <w:p>
             <w:r>
@@ -1081,7 +1155,7 @@
         </w:tc>
         <w:tc>
           <w:tcPr>
-            <w:tcW w:type="dxa" w:w="1728"/>
+            <w:tcW w:type="dxa" w:w="1440"/>
           </w:tcPr>
           <w:p>
             <w:r>
@@ -1091,7 +1165,17 @@
         </w:tc>
         <w:tc>
           <w:tcPr>
-            <w:tcW w:type="dxa" w:w="1728"/>
+            <w:tcW w:type="dxa" w:w="1440"/>
+          </w:tcPr>
+          <w:p>
+            <w:r>
+              <w:t>0</w:t>
+            </w:r>
+          </w:p>
+        </w:tc>
+        <w:tc>
+          <w:tcPr>
+            <w:tcW w:type="dxa" w:w="1440"/>
           </w:tcPr>
           <w:p>
             <w:r>
@@ -1103,7 +1187,7 @@
       <w:tr>
         <w:tc>
           <w:tcPr>
-            <w:tcW w:type="dxa" w:w="1728"/>
+            <w:tcW w:type="dxa" w:w="1440"/>
           </w:tcPr>
           <w:p>
             <w:r>
@@ -1113,7 +1197,7 @@
         </w:tc>
         <w:tc>
           <w:tcPr>
-            <w:tcW w:type="dxa" w:w="1728"/>
+            <w:tcW w:type="dxa" w:w="1440"/>
           </w:tcPr>
           <w:p>
             <w:r>
@@ -1123,7 +1207,7 @@
         </w:tc>
         <w:tc>
           <w:tcPr>
-            <w:tcW w:type="dxa" w:w="1728"/>
+            <w:tcW w:type="dxa" w:w="1440"/>
           </w:tcPr>
           <w:p>
             <w:r>
@@ -1133,7 +1217,7 @@
         </w:tc>
         <w:tc>
           <w:tcPr>
-            <w:tcW w:type="dxa" w:w="1728"/>
+            <w:tcW w:type="dxa" w:w="1440"/>
           </w:tcPr>
           <w:p>
             <w:r>
@@ -1143,7 +1227,17 @@
         </w:tc>
         <w:tc>
           <w:tcPr>
-            <w:tcW w:type="dxa" w:w="1728"/>
+            <w:tcW w:type="dxa" w:w="1440"/>
+          </w:tcPr>
+          <w:p>
+            <w:r>
+              <w:t>0</w:t>
+            </w:r>
+          </w:p>
+        </w:tc>
+        <w:tc>
+          <w:tcPr>
+            <w:tcW w:type="dxa" w:w="1440"/>
           </w:tcPr>
           <w:p>
             <w:r>
@@ -1155,7 +1249,7 @@
       <w:tr>
         <w:tc>
           <w:tcPr>
-            <w:tcW w:type="dxa" w:w="1728"/>
+            <w:tcW w:type="dxa" w:w="1440"/>
           </w:tcPr>
           <w:p>
             <w:r>
@@ -1165,7 +1259,7 @@
         </w:tc>
         <w:tc>
           <w:tcPr>
-            <w:tcW w:type="dxa" w:w="1728"/>
+            <w:tcW w:type="dxa" w:w="1440"/>
           </w:tcPr>
           <w:p>
             <w:r>
@@ -1175,7 +1269,7 @@
         </w:tc>
         <w:tc>
           <w:tcPr>
-            <w:tcW w:type="dxa" w:w="1728"/>
+            <w:tcW w:type="dxa" w:w="1440"/>
           </w:tcPr>
           <w:p>
             <w:r>
@@ -1185,7 +1279,7 @@
         </w:tc>
         <w:tc>
           <w:tcPr>
-            <w:tcW w:type="dxa" w:w="1728"/>
+            <w:tcW w:type="dxa" w:w="1440"/>
           </w:tcPr>
           <w:p>
             <w:r>
@@ -1195,7 +1289,17 @@
         </w:tc>
         <w:tc>
           <w:tcPr>
-            <w:tcW w:type="dxa" w:w="1728"/>
+            <w:tcW w:type="dxa" w:w="1440"/>
+          </w:tcPr>
+          <w:p>
+            <w:r>
+              <w:t>0</w:t>
+            </w:r>
+          </w:p>
+        </w:tc>
+        <w:tc>
+          <w:tcPr>
+            <w:tcW w:type="dxa" w:w="1440"/>
           </w:tcPr>
           <w:p>
             <w:r>
@@ -1207,7 +1311,7 @@
       <w:tr>
         <w:tc>
           <w:tcPr>
-            <w:tcW w:type="dxa" w:w="1728"/>
+            <w:tcW w:type="dxa" w:w="1440"/>
           </w:tcPr>
           <w:p>
             <w:r>
@@ -1217,7 +1321,7 @@
         </w:tc>
         <w:tc>
           <w:tcPr>
-            <w:tcW w:type="dxa" w:w="1728"/>
+            <w:tcW w:type="dxa" w:w="1440"/>
           </w:tcPr>
           <w:p>
             <w:r>
@@ -1227,7 +1331,7 @@
         </w:tc>
         <w:tc>
           <w:tcPr>
-            <w:tcW w:type="dxa" w:w="1728"/>
+            <w:tcW w:type="dxa" w:w="1440"/>
           </w:tcPr>
           <w:p>
             <w:r>
@@ -1237,7 +1341,7 @@
         </w:tc>
         <w:tc>
           <w:tcPr>
-            <w:tcW w:type="dxa" w:w="1728"/>
+            <w:tcW w:type="dxa" w:w="1440"/>
           </w:tcPr>
           <w:p>
             <w:r>
@@ -1247,11 +1351,406 @@
         </w:tc>
         <w:tc>
           <w:tcPr>
-            <w:tcW w:type="dxa" w:w="1728"/>
+            <w:tcW w:type="dxa" w:w="1440"/>
+          </w:tcPr>
+          <w:p>
+            <w:r>
+              <w:t>0</w:t>
+            </w:r>
+          </w:p>
+        </w:tc>
+        <w:tc>
+          <w:tcPr>
+            <w:tcW w:type="dxa" w:w="1440"/>
           </w:tcPr>
           <w:p>
             <w:r>
               <w:t>1,527,987</w:t>
+            </w:r>
+          </w:p>
+        </w:tc>
+      </w:tr>
+    </w:tbl>
+    <w:p>
+      <w:pPr>
+        <w:spacing w:before="280"/>
+      </w:pPr>
+      <w:r>
+        <w:rPr>
+          <w:b/>
+          <w:sz w:val="18"/>
+        </w:rPr>
+        <w:t>表3．IFNフリーDAAの推定治療コース数（推定値；処方数量÷1コース単位数、レジメンごとに代表成分を1つ計上）。実測の患者数ではない。</w:t>
+      </w:r>
+    </w:p>
+    <w:tbl>
+      <w:tblPr>
+        <w:tblStyle w:val="TableGrid"/>
+        <w:tblW w:type="auto" w:w="0"/>
+        <w:tblLook w:firstColumn="1" w:firstRow="1" w:lastColumn="0" w:lastRow="0" w:noHBand="0" w:noVBand="1" w:val="04A0"/>
+      </w:tblPr>
+      <w:tblGrid>
+        <w:gridCol w:w="2880"/>
+        <w:gridCol w:w="2880"/>
+        <w:gridCol w:w="2880"/>
+      </w:tblGrid>
+      <w:tr>
+        <w:tc>
+          <w:tcPr>
+            <w:tcW w:type="dxa" w:w="2880"/>
+          </w:tcPr>
+          <w:p>
+            <w:r>
+              <w:rPr>
+                <w:b/>
+              </w:rPr>
+              <w:t>年度</w:t>
+            </w:r>
+          </w:p>
+        </w:tc>
+        <w:tc>
+          <w:tcPr>
+            <w:tcW w:type="dxa" w:w="2880"/>
+          </w:tcPr>
+          <w:p>
+            <w:r>
+              <w:rPr>
+                <w:b/>
+              </w:rPr>
+              <w:t>推定コース数（基準）</w:t>
+            </w:r>
+          </w:p>
+        </w:tc>
+        <w:tc>
+          <w:tcPr>
+            <w:tcW w:type="dxa" w:w="2880"/>
+          </w:tcPr>
+          <w:p>
+            <w:r>
+              <w:rPr>
+                <w:b/>
+              </w:rPr>
+              <w:t>推定コース数（長期投与）</w:t>
+            </w:r>
+          </w:p>
+        </w:tc>
+      </w:tr>
+      <w:tr>
+        <w:tc>
+          <w:tcPr>
+            <w:tcW w:type="dxa" w:w="2880"/>
+          </w:tcPr>
+          <w:p>
+            <w:r>
+              <w:t>2014</w:t>
+            </w:r>
+          </w:p>
+        </w:tc>
+        <w:tc>
+          <w:tcPr>
+            <w:tcW w:type="dxa" w:w="2880"/>
+          </w:tcPr>
+          <w:p>
+            <w:r>
+              <w:t>13,404</w:t>
+            </w:r>
+          </w:p>
+        </w:tc>
+        <w:tc>
+          <w:tcPr>
+            <w:tcW w:type="dxa" w:w="2880"/>
+          </w:tcPr>
+          <w:p>
+            <w:r>
+              <w:t>13,404</w:t>
+            </w:r>
+          </w:p>
+        </w:tc>
+      </w:tr>
+      <w:tr>
+        <w:tc>
+          <w:tcPr>
+            <w:tcW w:type="dxa" w:w="2880"/>
+          </w:tcPr>
+          <w:p>
+            <w:r>
+              <w:t>2015</w:t>
+            </w:r>
+          </w:p>
+        </w:tc>
+        <w:tc>
+          <w:tcPr>
+            <w:tcW w:type="dxa" w:w="2880"/>
+          </w:tcPr>
+          <w:p>
+            <w:r>
+              <w:t>89,858</w:t>
+            </w:r>
+          </w:p>
+        </w:tc>
+        <w:tc>
+          <w:tcPr>
+            <w:tcW w:type="dxa" w:w="2880"/>
+          </w:tcPr>
+          <w:p>
+            <w:r>
+              <w:t>89,858</w:t>
+            </w:r>
+          </w:p>
+        </w:tc>
+      </w:tr>
+      <w:tr>
+        <w:tc>
+          <w:tcPr>
+            <w:tcW w:type="dxa" w:w="2880"/>
+          </w:tcPr>
+          <w:p>
+            <w:r>
+              <w:t>2016</w:t>
+            </w:r>
+          </w:p>
+        </w:tc>
+        <w:tc>
+          <w:tcPr>
+            <w:tcW w:type="dxa" w:w="2880"/>
+          </w:tcPr>
+          <w:p>
+            <w:r>
+              <w:t>60,598</w:t>
+            </w:r>
+          </w:p>
+        </w:tc>
+        <w:tc>
+          <w:tcPr>
+            <w:tcW w:type="dxa" w:w="2880"/>
+          </w:tcPr>
+          <w:p>
+            <w:r>
+              <w:t>60,598</w:t>
+            </w:r>
+          </w:p>
+        </w:tc>
+      </w:tr>
+      <w:tr>
+        <w:tc>
+          <w:tcPr>
+            <w:tcW w:type="dxa" w:w="2880"/>
+          </w:tcPr>
+          <w:p>
+            <w:r>
+              <w:t>2017</w:t>
+            </w:r>
+          </w:p>
+        </w:tc>
+        <w:tc>
+          <w:tcPr>
+            <w:tcW w:type="dxa" w:w="2880"/>
+          </w:tcPr>
+          <w:p>
+            <w:r>
+              <w:t>35,292</w:t>
+            </w:r>
+          </w:p>
+        </w:tc>
+        <w:tc>
+          <w:tcPr>
+            <w:tcW w:type="dxa" w:w="2880"/>
+          </w:tcPr>
+          <w:p>
+            <w:r>
+              <w:t>32,903</w:t>
+            </w:r>
+          </w:p>
+        </w:tc>
+      </w:tr>
+      <w:tr>
+        <w:tc>
+          <w:tcPr>
+            <w:tcW w:type="dxa" w:w="2880"/>
+          </w:tcPr>
+          <w:p>
+            <w:r>
+              <w:t>2018</w:t>
+            </w:r>
+          </w:p>
+        </w:tc>
+        <w:tc>
+          <w:tcPr>
+            <w:tcW w:type="dxa" w:w="2880"/>
+          </w:tcPr>
+          <w:p>
+            <w:r>
+              <w:t>30,473</w:t>
+            </w:r>
+          </w:p>
+        </w:tc>
+        <w:tc>
+          <w:tcPr>
+            <w:tcW w:type="dxa" w:w="2880"/>
+          </w:tcPr>
+          <w:p>
+            <w:r>
+              <w:t>21,853</w:t>
+            </w:r>
+          </w:p>
+        </w:tc>
+      </w:tr>
+      <w:tr>
+        <w:tc>
+          <w:tcPr>
+            <w:tcW w:type="dxa" w:w="2880"/>
+          </w:tcPr>
+          <w:p>
+            <w:r>
+              <w:t>2019</w:t>
+            </w:r>
+          </w:p>
+        </w:tc>
+        <w:tc>
+          <w:tcPr>
+            <w:tcW w:type="dxa" w:w="2880"/>
+          </w:tcPr>
+          <w:p>
+            <w:r>
+              <w:t>20,275</w:t>
+            </w:r>
+          </w:p>
+        </w:tc>
+        <w:tc>
+          <w:tcPr>
+            <w:tcW w:type="dxa" w:w="2880"/>
+          </w:tcPr>
+          <w:p>
+            <w:r>
+              <w:t>14,354</w:t>
+            </w:r>
+          </w:p>
+        </w:tc>
+      </w:tr>
+      <w:tr>
+        <w:tc>
+          <w:tcPr>
+            <w:tcW w:type="dxa" w:w="2880"/>
+          </w:tcPr>
+          <w:p>
+            <w:r>
+              <w:t>2020</w:t>
+            </w:r>
+          </w:p>
+        </w:tc>
+        <w:tc>
+          <w:tcPr>
+            <w:tcW w:type="dxa" w:w="2880"/>
+          </w:tcPr>
+          <w:p>
+            <w:r>
+              <w:t>15,052</w:t>
+            </w:r>
+          </w:p>
+        </w:tc>
+        <w:tc>
+          <w:tcPr>
+            <w:tcW w:type="dxa" w:w="2880"/>
+          </w:tcPr>
+          <w:p>
+            <w:r>
+              <w:t>10,700</w:t>
+            </w:r>
+          </w:p>
+        </w:tc>
+      </w:tr>
+      <w:tr>
+        <w:tc>
+          <w:tcPr>
+            <w:tcW w:type="dxa" w:w="2880"/>
+          </w:tcPr>
+          <w:p>
+            <w:r>
+              <w:t>2021</w:t>
+            </w:r>
+          </w:p>
+        </w:tc>
+        <w:tc>
+          <w:tcPr>
+            <w:tcW w:type="dxa" w:w="2880"/>
+          </w:tcPr>
+          <w:p>
+            <w:r>
+              <w:t>12,712</w:t>
+            </w:r>
+          </w:p>
+        </w:tc>
+        <w:tc>
+          <w:tcPr>
+            <w:tcW w:type="dxa" w:w="2880"/>
+          </w:tcPr>
+          <w:p>
+            <w:r>
+              <w:t>9,027</w:t>
+            </w:r>
+          </w:p>
+        </w:tc>
+      </w:tr>
+      <w:tr>
+        <w:tc>
+          <w:tcPr>
+            <w:tcW w:type="dxa" w:w="2880"/>
+          </w:tcPr>
+          <w:p>
+            <w:r>
+              <w:t>2022</w:t>
+            </w:r>
+          </w:p>
+        </w:tc>
+        <w:tc>
+          <w:tcPr>
+            <w:tcW w:type="dxa" w:w="2880"/>
+          </w:tcPr>
+          <w:p>
+            <w:r>
+              <w:t>9,799</w:t>
+            </w:r>
+          </w:p>
+        </w:tc>
+        <w:tc>
+          <w:tcPr>
+            <w:tcW w:type="dxa" w:w="2880"/>
+          </w:tcPr>
+          <w:p>
+            <w:r>
+              <w:t>6,793</w:t>
+            </w:r>
+          </w:p>
+        </w:tc>
+      </w:tr>
+      <w:tr>
+        <w:tc>
+          <w:tcPr>
+            <w:tcW w:type="dxa" w:w="2880"/>
+          </w:tcPr>
+          <w:p>
+            <w:r>
+              <w:t>2023</w:t>
+            </w:r>
+          </w:p>
+        </w:tc>
+        <w:tc>
+          <w:tcPr>
+            <w:tcW w:type="dxa" w:w="2880"/>
+          </w:tcPr>
+          <w:p>
+            <w:r>
+              <w:t>10,174</w:t>
+            </w:r>
+          </w:p>
+        </w:tc>
+        <w:tc>
+          <w:tcPr>
+            <w:tcW w:type="dxa" w:w="2880"/>
+          </w:tcPr>
+          <w:p>
+            <w:r>
+              <w:t>6,423</w:t>
             </w:r>
           </w:p>
         </w:tc>

--- a/ndb-dea-drug-lag/output/tables_ja.docx
+++ b/ndb-dea-drug-lag/output/tables_ja.docx
@@ -60,7 +60,7 @@
                 <w:b/>
                 <w:sz w:val="15"/>
               </w:rPr>
-              <w:t>時期</w:t>
+              <w:t>日付</w:t>
             </w:r>
           </w:p>
         </w:tc>
@@ -130,7 +130,7 @@
               <w:rPr>
                 <w:sz w:val="15"/>
               </w:rPr>
-              <w:t>2014-07</w:t>
+              <w:t>2014-07-04</w:t>
             </w:r>
           </w:p>
         </w:tc>
@@ -169,7 +169,7 @@
               <w:rPr>
                 <w:sz w:val="15"/>
               </w:rPr>
-              <w:t>Bristol-Myers Squibb K.K. press release 2014-07-04</w:t>
+              <w:t>承認年月日 2014-07-04 (スンベプラカプセル/ダクルインザ錠 添付文書); Bristol-Myers Squibb K.K. press release 2014-07-04</w:t>
             </w:r>
           </w:p>
         </w:tc>
@@ -197,7 +197,7 @@
               <w:rPr>
                 <w:sz w:val="15"/>
               </w:rPr>
-              <w:t>2014-09</w:t>
+              <w:t>2014-09-02</w:t>
             </w:r>
           </w:p>
         </w:tc>
@@ -236,7 +236,7 @@
               <w:rPr>
                 <w:sz w:val="15"/>
               </w:rPr>
-              <w:t>MHLW/Chuikyo NHI drug-price listing FY2014</w:t>
+              <w:t>薬価基準収載日 2014-09-02 (添付文書); 発売 2014-09-03 (BMS press release 2014-09-03)</w:t>
             </w:r>
           </w:p>
         </w:tc>
@@ -264,7 +264,7 @@
               <w:rPr>
                 <w:sz w:val="15"/>
               </w:rPr>
-              <w:t>2015-03</w:t>
+              <w:t>2015-03-26</w:t>
             </w:r>
           </w:p>
         </w:tc>
@@ -303,7 +303,7 @@
               <w:rPr>
                 <w:sz w:val="15"/>
               </w:rPr>
-              <w:t>PMDA new-drug approval / Gilead Sciences K.K. press release (2015-03)</w:t>
+              <w:t>ソバルディ錠 承認年月日 2015-03-26 (添付文書 / インタビューフォーム)</w:t>
             </w:r>
           </w:p>
         </w:tc>
@@ -331,7 +331,7 @@
               <w:rPr>
                 <w:sz w:val="15"/>
               </w:rPr>
-              <w:t>2015-05</w:t>
+              <w:t>2015-05-20</w:t>
             </w:r>
           </w:p>
         </w:tc>
@@ -370,7 +370,7 @@
               <w:rPr>
                 <w:sz w:val="15"/>
               </w:rPr>
-              <w:t>MHLW/Chuikyo NHI drug-price listing (2015-05)</w:t>
+              <w:t>薬価収載 2015-05-20 (中医協 2015-05-13 総会決定; 厚労省保険局医療課通知 保医発0519第1号)</w:t>
             </w:r>
           </w:p>
         </w:tc>
@@ -398,7 +398,7 @@
               <w:rPr>
                 <w:sz w:val="15"/>
               </w:rPr>
-              <w:t>2015-07</w:t>
+              <w:t>2015-07-03</w:t>
             </w:r>
           </w:p>
         </w:tc>
@@ -437,7 +437,7 @@
               <w:rPr>
                 <w:sz w:val="15"/>
               </w:rPr>
-              <w:t>PMDA new-drug approval / Gilead Sciences K.K. press release (2015-07)</w:t>
+              <w:t>MHLW 製造販売承認 2015-07-03 (朝日新聞 2015-07-04 報道; 添付文書)</w:t>
             </w:r>
           </w:p>
         </w:tc>
@@ -465,7 +465,7 @@
               <w:rPr>
                 <w:sz w:val="15"/>
               </w:rPr>
-              <w:t>2015-08</w:t>
+              <w:t>2015-08-31</w:t>
             </w:r>
           </w:p>
         </w:tc>
@@ -504,7 +504,7 @@
               <w:rPr>
                 <w:sz w:val="15"/>
               </w:rPr>
-              <w:t>MHLW/Chuikyo NHI drug-price listing (2015-08)</w:t>
+              <w:t>ハーボニー配合錠 薬価収載日 2015-08-31 (添付文書)</w:t>
             </w:r>
           </w:p>
         </w:tc>
@@ -532,7 +532,7 @@
               <w:rPr>
                 <w:sz w:val="15"/>
               </w:rPr>
-              <w:t>2017-09</w:t>
+              <w:t>2017-09-27</w:t>
             </w:r>
           </w:p>
         </w:tc>
@@ -571,7 +571,7 @@
               <w:rPr>
                 <w:sz w:val="15"/>
               </w:rPr>
-              <w:t>PMDA new-drug approval / AbbVie GK press release (2017-09)</w:t>
+              <w:t>製造販売承認 2017-09-27 (PMDA/MHLW; AbbVie GK)</w:t>
             </w:r>
           </w:p>
         </w:tc>
@@ -599,7 +599,7 @@
               <w:rPr>
                 <w:sz w:val="15"/>
               </w:rPr>
-              <w:t>2017-11</w:t>
+              <w:t>2017-11-22</w:t>
             </w:r>
           </w:p>
         </w:tc>
@@ -638,7 +638,7 @@
               <w:rPr>
                 <w:sz w:val="15"/>
               </w:rPr>
-              <w:t>MHLW/Chuikyo NHI drug-price listing (2017-11)</w:t>
+              <w:t>マヴィレット配合錠 薬価収載日 2017-11-22 (中医協 2017-11-15 総会決定; 添付文書); 発売 2017-11-27</w:t>
             </w:r>
           </w:p>
         </w:tc>
